--- a/app/templates/briefkopf-heilbronn.docx
+++ b/app/templates/briefkopf-heilbronn.docx
@@ -333,6 +333,7 @@
               <w:jc w:val="center"/>
               <w:rPr>
                 <w:rStyle w:val="Hervorhebung"/>
+                <w:rFonts w:ascii="Source Sans Pro Semibold" w:hAnsi="Source Sans Pro Semibold" w:cs="Source Sans Pro Semibold"/>
                 <w:caps/>
                 <w:spacing w:val="40"/>
                 <w:sz w:val="36"/>
@@ -341,6 +342,7 @@
             <w:r>
               <w:rPr>
                 <w:rStyle w:val="Hervorhebung"/>
+                <w:rFonts w:ascii="Source Sans Pro Semibold" w:hAnsi="Source Sans Pro Semibold" w:cs="Source Sans Pro Semibold"/>
                 <w:caps/>
                 <w:spacing w:val="40"/>
                 <w:sz w:val="36"/>
